--- a/templates/report_templates/template_zh_4sign.docx
+++ b/templates/report_templates/template_zh_4sign.docx
@@ -126,13 +126,7 @@
     </w:p>
     <w:p/>
     <w:p/>
-    <w:p>
-      <w:pPr>
-        <w:rPr>
-          <w:rFonts w:hint="eastAsia"/>
-        </w:rPr>
-      </w:pPr>
-    </w:p>
+    <w:p/>
     <w:tbl>
       <w:tblPr>
         <w:tblW w:w="8802" w:type="dxa"/>
@@ -242,7 +236,7 @@
                           </pic:cNvPicPr>
                         </pic:nvPicPr>
                         <pic:blipFill>
-                          <a:blip r:embed="rId16">
+                          <a:blip r:embed="rId9">
                             <a:clrChange>
                               <a:clrFrom>
                                 <a:srgbClr val="FFFFFF"/>
@@ -381,7 +375,7 @@
                           </pic:cNvPicPr>
                         </pic:nvPicPr>
                         <pic:blipFill>
-                          <a:blip r:embed="rId17" cstate="print">
+                          <a:blip r:embed="rId10" cstate="print">
                             <a:clrChange>
                               <a:clrFrom>
                                 <a:srgbClr val="FFFFFF"/>
@@ -488,14 +482,7 @@
                 <w:rFonts w:hint="eastAsia"/>
                 <w:bCs/>
               </w:rPr>
-              <w:t xml:space="preserve">  </w:t>
-            </w:r>
-            <w:r>
-              <w:rPr>
-                <w:rFonts w:hint="eastAsia"/>
-                <w:bCs/>
-              </w:rPr>
-              <w:t xml:space="preserve">  </w:t>
+              <w:t xml:space="preserve">    </w:t>
             </w:r>
             <w:r>
               <w:rPr>
@@ -550,7 +537,7 @@
                           </pic:cNvPicPr>
                         </pic:nvPicPr>
                         <pic:blipFill>
-                          <a:blip r:embed="rId18" cstate="print">
+                          <a:blip r:embed="rId11" cstate="print">
                             <a:extLst>
                               <a:ext uri="{28A0092B-C50C-407E-A947-70E740481C1C}">
                                 <a14:useLocalDpi xmlns:a14="http://schemas.microsoft.com/office/drawing/2010/main" val="0"/>
@@ -699,7 +686,7 @@
                           <pic:cNvPicPr/>
                         </pic:nvPicPr>
                         <pic:blipFill>
-                          <a:blip r:embed="rId19" cstate="print">
+                          <a:blip r:embed="rId12" cstate="print">
                             <a:extLst>
                               <a:ext uri="{28A0092B-C50C-407E-A947-70E740481C1C}">
                                 <a14:useLocalDpi xmlns:a14="http://schemas.microsoft.com/office/drawing/2010/main" val="0"/>
@@ -830,16 +817,13 @@
         <w:t>上海华测品正检测技术有限公司</w:t>
       </w:r>
       <w:r>
-        <w:t xml:space="preserve">                             </w:t>
-      </w:r>
-      <w:r>
-        <w:t>{{实验室地址_cn}}</w:t>
-      </w:r>
-      <w:r>
-        <w:t/>
-      </w:r>
-      <w:r>
-        <w:t/>
+        <w:t xml:space="preserve">                             {{</w:t>
+      </w:r>
+      <w:r>
+        <w:t>实验室地址</w:t>
+      </w:r>
+      <w:r>
+        <w:t>_cn}}</w:t>
       </w:r>
     </w:p>
     <w:p/>
@@ -999,14 +983,29 @@
         <w:t>部分项目不在</w:t>
       </w:r>
       <w:r>
-        <w:t>CMA</w:t>
+        <w:t xml:space="preserve"> CMA </w:t>
       </w:r>
       <w:r>
         <w:t>资质认定范围内，出具的数据结果供科研、教学、企业内部质量控制、企业产品研发等目的用。</w:t>
       </w:r>
+      <w:r>
+        <w:t xml:space="preserve"> </w:t>
+      </w:r>
     </w:p>
     <w:p/>
-    <w:p>
+    <w:p/>
+    <w:p>
+      <w:r>
+        <w:t>声明：</w:t>
+      </w:r>
+      <w:r>
+        <w:t xml:space="preserve"> </w:t>
+      </w:r>
+    </w:p>
+    <w:p>
+      <w:r>
+        <w:t>1.</w:t>
+      </w:r>
       <w:r>
         <w:t>检测报告无批准人签字及</w:t>
       </w:r>
@@ -1020,13 +1019,41 @@
         <w:t>”</w:t>
       </w:r>
       <w:r>
-        <w:t>无效，本报告检测结果仅对被测样品负责。实验室不负责抽样，本报告检测结果仅适用于收到的样品。未经</w:t>
-      </w:r>
-      <w:r>
-        <w:t>CTI</w:t>
-      </w:r>
-      <w:r>
-        <w:t>书面同意，不得部分复制本报告。无</w:t>
+        <w:t>无效。</w:t>
+      </w:r>
+      <w:r>
+        <w:t xml:space="preserve"> </w:t>
+      </w:r>
+    </w:p>
+    <w:p>
+      <w:r>
+        <w:t>2.</w:t>
+      </w:r>
+      <w:r>
+        <w:t>本报告检测结果仅对被测样品负责。实验室不负责抽样。本报告检测结果仅适用于收到的样品。</w:t>
+      </w:r>
+      <w:r>
+        <w:t>3.</w:t>
+      </w:r>
+      <w:r>
+        <w:t>未经</w:t>
+      </w:r>
+      <w:r>
+        <w:t xml:space="preserve"> CTI </w:t>
+      </w:r>
+      <w:r>
+        <w:t>书面同意，不得部分复制本报告。</w:t>
+      </w:r>
+      <w:r>
+        <w:t xml:space="preserve"> </w:t>
+      </w:r>
+    </w:p>
+    <w:p>
+      <w:r>
+        <w:t>4.</w:t>
+      </w:r>
+      <w:r>
+        <w:t>无</w:t>
       </w:r>
       <w:r>
         <w:t>‘CENTRE TESTING INTERNATIONAL’</w:t>
@@ -1035,7 +1062,26 @@
         <w:t>数字证书签章的电子版报告视为无效。</w:t>
       </w:r>
     </w:p>
-    <w:p/>
+    <w:p>
+      <w:r>
+        <w:t>5.</w:t>
+      </w:r>
+      <w:r>
+        <w:t>除非另有说明，报告参照</w:t>
+      </w:r>
+      <w:r>
+        <w:t xml:space="preserve"> CNAS-GL015 </w:t>
+      </w:r>
+      <w:r>
+        <w:t>使用简单接受的二元判定规则进行符合性判定（</w:t>
+      </w:r>
+      <w:r>
+        <w:t>w=0</w:t>
+      </w:r>
+      <w:r>
+        <w:t>）。</w:t>
+      </w:r>
+    </w:p>
     <w:p>
       <w:pPr>
         <w:jc w:val="center"/>
@@ -1063,9 +1109,9 @@
       </w:r>
     </w:p>
     <w:sectPr>
-      <w:headerReference w:type="even" r:id="rId11"/>
-      <w:headerReference w:type="default" r:id="rId12"/>
-      <w:headerReference w:type="first" r:id="rId13"/>
+      <w:headerReference w:type="even" r:id="rId13"/>
+      <w:headerReference w:type="default" r:id="rId14"/>
+      <w:headerReference w:type="first" r:id="rId15"/>
       <w:pgSz w:w="11906" w:h="16838"/>
       <w:pgMar w:top="1559" w:right="1559" w:bottom="1559" w:left="1559" w:header="1582" w:footer="992" w:gutter="0"/>
       <w:cols w:space="720"/>
@@ -1124,7 +1170,7 @@
         <w:sz w:val="21"/>
         <w:szCs w:val="21"/>
       </w:rPr>
-      <w:pict w14:anchorId="2B72B964">
+      <w:pict w14:anchorId="009D76CB">
         <v:shapetype id="_x0000_t75" coordsize="21600,21600" o:spt="75" o:preferrelative="t" path="m@4@5l@4@11@9@11@9@5xe" filled="f" stroked="f">
           <v:stroke joinstyle="miter"/>
           <v:formulas>
@@ -1325,7 +1371,7 @@
       <w:rPr>
         <w:b/>
       </w:rPr>
-      <w:pict w14:anchorId="69551075">
+      <w:pict w14:anchorId="2F8729DC">
         <v:shapetype id="_x0000_t75" coordsize="21600,21600" o:spt="75" o:preferrelative="t" path="m@4@5l@4@11@9@11@9@5xe" filled="f" stroked="f">
           <v:stroke joinstyle="miter"/>
           <v:formulas>
@@ -1366,7 +1412,7 @@
         <w:sz w:val="21"/>
         <w:szCs w:val="21"/>
       </w:rPr>
-      <w:pict w14:anchorId="4800A0E0">
+      <w:pict w14:anchorId="461109B6">
         <v:shapetype id="_x0000_t75" coordsize="21600,21600" o:spt="75" o:preferrelative="t" path="m@4@5l@4@11@9@11@9@5xe" filled="f" stroked="f">
           <v:stroke joinstyle="miter"/>
           <v:formulas>
